--- a/immigration/ram_eb1a/papers/paper1_dgp_architecture_corrected.docx
+++ b/immigration/ram_eb1a/papers/paper1_dgp_architecture_corrected.docx
@@ -2,7 +2,7 @@
 <file path=word/document.xml><?xml version="1.0" encoding="utf-8"?>
 <w:document xmlns:w="http://schemas.openxmlformats.org/wordprocessingml/2006/main" xmlns:m="http://schemas.openxmlformats.org/officeDocument/2006/math" xmlns:r="http://schemas.openxmlformats.org/officeDocument/2006/relationships" xmlns:o="urn:schemas-microsoft-com:office:office" xmlns:v="urn:schemas-microsoft-com:vml" xmlns:w10="urn:schemas-microsoft-com:office:word" xmlns:a="http://schemas.openxmlformats.org/drawingml/2006/main" xmlns:pic="http://schemas.openxmlformats.org/drawingml/2006/picture" xmlns:wp="http://schemas.openxmlformats.org/drawingml/2006/wordprocessingDrawing">
   <w:body>
-    <w:bookmarkStart w:id="48" w:name="X787606656ae35e721254c53306e6eb4abd615dc"/>
+    <w:bookmarkStart w:id="51" w:name="X787606656ae35e721254c53306e6eb4abd615dc"/>
     <w:p>
       <w:pPr>
         <w:pStyle w:val="Heading1"/>
@@ -504,7 +504,7 @@
     </w:p>
     <w:bookmarkEnd w:id="27"/>
     <w:bookmarkEnd w:id="28"/>
-    <w:bookmarkStart w:id="34" w:name="the-dgp-architecture"/>
+    <w:bookmarkStart w:id="37" w:name="the-dgp-architecture"/>
     <w:p>
       <w:pPr>
         <w:pStyle w:val="Heading2"/>
@@ -513,7 +513,7 @@
         <w:t xml:space="preserve">3. The DGP Architecture</w:t>
       </w:r>
     </w:p>
-    <w:bookmarkStart w:id="29" w:name="architecture-overview"/>
+    <w:bookmarkStart w:id="32" w:name="architecture-overview"/>
     <w:p>
       <w:pPr>
         <w:pStyle w:val="Heading3"/>
@@ -527,247 +527,84 @@
         <w:pStyle w:val="FirstParagraph"/>
       </w:pPr>
       <w:r>
-        <w:t xml:space="preserve">The DGP (Deterministic-Generative-Predictive) Clinical Revenue Architecture consists of three sequential processing layers operating on a shared clinical-administrative data model. Data ingestion occurs via FHIR R4 APIs, HL7 v2 ADT/ORU message processing, and direct EDI 835/837 transaction parsing. The three layers process each claim lifecycle event — from pre-authorization through denial receipt through appeal resolution.</w:t>
-      </w:r>
-    </w:p>
-    <w:p>
-      <w:pPr>
-        <w:pStyle w:val="SourceCode"/>
-      </w:pPr>
-      <w:r>
-        <w:rPr>
-          <w:rStyle w:val="VerbatimChar"/>
-        </w:rPr>
-        <w:t xml:space="preserve">Patient Clinical Data → FHIR R4 / HL7 v2 Ingestion</w:t>
-      </w:r>
-      <w:r>
-        <w:br/>
-      </w:r>
-      <w:r>
-        <w:rPr>
-          <w:rStyle w:val="VerbatimChar"/>
-        </w:rPr>
-        <w:t xml:space="preserve">                                ↓</w:t>
-      </w:r>
-      <w:r>
-        <w:br/>
-      </w:r>
-      <w:r>
-        <w:rPr>
-          <w:rStyle w:val="VerbatimChar"/>
-        </w:rPr>
-        <w:t xml:space="preserve">Claim Submission Data → EDI 837 Parser</w:t>
-      </w:r>
-      <w:r>
-        <w:br/>
-      </w:r>
-      <w:r>
-        <w:rPr>
-          <w:rStyle w:val="VerbatimChar"/>
-        </w:rPr>
-        <w:t xml:space="preserve">                                ↓</w:t>
-      </w:r>
-      <w:r>
-        <w:br/>
-      </w:r>
-      <w:r>
-        <w:rPr>
-          <w:rStyle w:val="VerbatimChar"/>
-        </w:rPr>
-        <w:t xml:space="preserve">        ┌───────────────────────────────────┐</w:t>
-      </w:r>
-      <w:r>
-        <w:br/>
-      </w:r>
-      <w:r>
-        <w:rPr>
-          <w:rStyle w:val="VerbatimChar"/>
-        </w:rPr>
-        <w:t xml:space="preserve">        │  LAYER 1: DETERMINISTIC ENGINE     │</w:t>
-      </w:r>
-      <w:r>
-        <w:br/>
-      </w:r>
-      <w:r>
-        <w:rPr>
-          <w:rStyle w:val="VerbatimChar"/>
-        </w:rPr>
-        <w:t xml:space="preserve">        │  847 rules (LCD/NCD/MolDX/DEX/    │</w:t>
-      </w:r>
-      <w:r>
-        <w:br/>
-      </w:r>
-      <w:r>
-        <w:rPr>
-          <w:rStyle w:val="VerbatimChar"/>
-        </w:rPr>
-        <w:t xml:space="preserve">        │  CPT 81400–81479/PLA codes)        │</w:t>
-      </w:r>
-      <w:r>
-        <w:br/>
-      </w:r>
-      <w:r>
-        <w:rPr>
-          <w:rStyle w:val="VerbatimChar"/>
-        </w:rPr>
-        <w:t xml:space="preserve">        │  Output: Policy compliance flag,   │</w:t>
-      </w:r>
-      <w:r>
-        <w:br/>
-      </w:r>
-      <w:r>
-        <w:rPr>
-          <w:rStyle w:val="VerbatimChar"/>
-        </w:rPr>
-        <w:t xml:space="preserve">        │  denial risk classification        │</w:t>
-      </w:r>
-      <w:r>
-        <w:br/>
-      </w:r>
-      <w:r>
-        <w:rPr>
-          <w:rStyle w:val="VerbatimChar"/>
-        </w:rPr>
-        <w:t xml:space="preserve">        └───────────────┬───────────────────┘</w:t>
-      </w:r>
-      <w:r>
-        <w:br/>
-      </w:r>
-      <w:r>
-        <w:rPr>
-          <w:rStyle w:val="VerbatimChar"/>
-        </w:rPr>
-        <w:t xml:space="preserve">                        ↓</w:t>
-      </w:r>
-      <w:r>
-        <w:br/>
-      </w:r>
-      <w:r>
-        <w:rPr>
-          <w:rStyle w:val="VerbatimChar"/>
-        </w:rPr>
-        <w:t xml:space="preserve">        ┌───────────────────────────────────┐</w:t>
-      </w:r>
-      <w:r>
-        <w:br/>
-      </w:r>
-      <w:r>
-        <w:rPr>
-          <w:rStyle w:val="VerbatimChar"/>
-        </w:rPr>
-        <w:t xml:space="preserve">        │  LAYER 2: GENERATIVE REASONING     │</w:t>
-      </w:r>
-      <w:r>
-        <w:br/>
-      </w:r>
-      <w:r>
-        <w:rPr>
-          <w:rStyle w:val="VerbatimChar"/>
-        </w:rPr>
-        <w:t xml:space="preserve">        │  LLM clinical appeal brief gen    │</w:t>
-      </w:r>
-      <w:r>
-        <w:br/>
-      </w:r>
-      <w:r>
-        <w:rPr>
-          <w:rStyle w:val="VerbatimChar"/>
-        </w:rPr>
-        <w:t xml:space="preserve">        │  14-database evidence retrieval   │</w:t>
-      </w:r>
-      <w:r>
-        <w:br/>
-      </w:r>
-      <w:r>
-        <w:rPr>
-          <w:rStyle w:val="VerbatimChar"/>
-        </w:rPr>
-        <w:t xml:space="preserve">        │  (&lt;90 sec brief / 340ms retrieval)│</w:t>
-      </w:r>
-      <w:r>
-        <w:br/>
-      </w:r>
-      <w:r>
-        <w:rPr>
-          <w:rStyle w:val="VerbatimChar"/>
-        </w:rPr>
-        <w:t xml:space="preserve">        └───────────────┬───────────────────┘</w:t>
-      </w:r>
-      <w:r>
-        <w:br/>
-      </w:r>
-      <w:r>
-        <w:rPr>
-          <w:rStyle w:val="VerbatimChar"/>
-        </w:rPr>
-        <w:t xml:space="preserve">                        ↓</w:t>
-      </w:r>
-      <w:r>
-        <w:br/>
-      </w:r>
-      <w:r>
-        <w:rPr>
-          <w:rStyle w:val="VerbatimChar"/>
-        </w:rPr>
-        <w:t xml:space="preserve">        ┌───────────────────────────────────┐</w:t>
-      </w:r>
-      <w:r>
-        <w:br/>
-      </w:r>
-      <w:r>
-        <w:rPr>
-          <w:rStyle w:val="VerbatimChar"/>
-        </w:rPr>
-        <w:t xml:space="preserve">        │  LAYER 3: PREDICTIVE PREVENTION    │</w:t>
-      </w:r>
-      <w:r>
-        <w:br/>
-      </w:r>
-      <w:r>
-        <w:rPr>
-          <w:rStyle w:val="VerbatimChar"/>
-        </w:rPr>
-        <w:t xml:space="preserve">        │  ML model on EDI 835 history      │</w:t>
-      </w:r>
-      <w:r>
-        <w:br/>
-      </w:r>
-      <w:r>
-        <w:rPr>
-          <w:rStyle w:val="VerbatimChar"/>
-        </w:rPr>
-        <w:t xml:space="preserve">        │  Pre-submission denial scoring    │</w:t>
-      </w:r>
-      <w:r>
-        <w:br/>
-      </w:r>
-      <w:r>
-        <w:rPr>
-          <w:rStyle w:val="VerbatimChar"/>
-        </w:rPr>
-        <w:t xml:space="preserve">        └───────────────┬───────────────────┘</w:t>
-      </w:r>
-      <w:r>
-        <w:br/>
-      </w:r>
-      <w:r>
-        <w:rPr>
-          <w:rStyle w:val="VerbatimChar"/>
-        </w:rPr>
-        <w:t xml:space="preserve">                        ↓</w:t>
-      </w:r>
-      <w:r>
-        <w:br/>
-      </w:r>
-      <w:r>
-        <w:rPr>
-          <w:rStyle w:val="VerbatimChar"/>
-        </w:rPr>
-        <w:t xml:space="preserve">                EDI 835 / Payer Response</w:t>
-      </w:r>
-    </w:p>
-    <w:bookmarkEnd w:id="29"/>
-    <w:bookmarkStart w:id="30" w:name="layer-1-deterministic-policy-engine"/>
+        <w:t xml:space="preserve">The DGP (Deterministic-Generative-Predictive) Clinical Revenue Architecture consists of three sequential processing layers operating on a shared clinical-administrative data model. Data ingestion occurs via FHIR R4 APIs, HL7 v2 ADT/ORU message processing, and direct EDI 835/837 transaction parsing. The three layers process each claim lifecycle event — from pre-authorization through denial receipt through appeal resolution. Figure 1 illustrates the complete architecture and claim data flow.</w:t>
+      </w:r>
+    </w:p>
+    <w:p>
+      <w:pPr>
+        <w:pStyle w:val="CaptionedFigure"/>
+      </w:pPr>
+      <w:r>
+        <w:drawing>
+          <wp:inline>
+            <wp:extent cx="5334000" cy="1196649"/>
+            <wp:effectExtent b="0" l="0" r="0" t="0"/>
+            <wp:docPr descr="Figure 1: DGP Clinical Revenue Architecture" title="" id="30" name="Picture"/>
+            <a:graphic>
+              <a:graphicData uri="http://schemas.openxmlformats.org/drawingml/2006/picture">
+                <pic:pic>
+                  <pic:nvPicPr>
+                    <pic:cNvPr descr="figures/paper1_figure1.png" id="31" name="Picture"/>
+                    <pic:cNvPicPr>
+                      <a:picLocks noChangeArrowheads="1" noChangeAspect="1"/>
+                    </pic:cNvPicPr>
+                  </pic:nvPicPr>
+                  <pic:blipFill>
+                    <a:blip r:embed="rId29"/>
+                    <a:stretch>
+                      <a:fillRect/>
+                    </a:stretch>
+                  </pic:blipFill>
+                  <pic:spPr bwMode="auto">
+                    <a:xfrm>
+                      <a:off x="0" y="0"/>
+                      <a:ext cx="5334000" cy="1196649"/>
+                    </a:xfrm>
+                    <a:prstGeom prst="rect">
+                      <a:avLst/>
+                    </a:prstGeom>
+                    <a:noFill/>
+                    <a:ln w="9525">
+                      <a:noFill/>
+                      <a:headEnd/>
+                      <a:tailEnd/>
+                    </a:ln>
+                  </pic:spPr>
+                </pic:pic>
+              </a:graphicData>
+            </a:graphic>
+          </wp:inline>
+        </w:drawing>
+      </w:r>
+    </w:p>
+    <w:p>
+      <w:pPr>
+        <w:pStyle w:val="ImageCaption"/>
+      </w:pPr>
+      <w:r>
+        <w:t xml:space="preserve">Figure 1: DGP Clinical Revenue Architecture</w:t>
+      </w:r>
+    </w:p>
+    <w:p>
+      <w:pPr>
+        <w:pStyle w:val="BodyText"/>
+      </w:pPr>
+      <w:r>
+        <w:rPr>
+          <w:bCs/>
+          <w:b/>
+        </w:rPr>
+        <w:t xml:space="preserve">Figure 1. DGP (Deterministic-Generative-Predictive) Clinical Revenue Architecture — end-to-end claim flow across the three layers.</w:t>
+      </w:r>
+      <w:r>
+        <w:t xml:space="preserve"> </w:t>
+      </w:r>
+      <w:r>
+        <w:t xml:space="preserve">A claim enters Layer 1 (deterministic policy compliance) and Layer 3 (predictive risk scoring) in parallel; clean claims are submitted via EDI 837, flagged claims return to correction. Denied claims (EDI 835) route to Layer 2 for human-reviewed appeal brief generation before resubmission; all remittance data feeds back into Layer 3’s training pipeline.</w:t>
+      </w:r>
+    </w:p>
+    <w:bookmarkEnd w:id="32"/>
+    <w:bookmarkStart w:id="33" w:name="layer-1-deterministic-policy-engine"/>
     <w:p>
       <w:pPr>
         <w:pStyle w:val="Heading3"/>
@@ -924,8 +761,8 @@
         <w:t xml:space="preserve">Using deterministic rules for policy interpretation — rather than prompting the LLM with policy text — eliminates hallucination risk on coverage determinations. This is the critical safety property of the architecture: the LLM in Layer 2 never makes a policy compliance judgment; it only generates clinical narrative grounded on compliance conclusions already established by Layer 1.</w:t>
       </w:r>
     </w:p>
-    <w:bookmarkEnd w:id="30"/>
-    <w:bookmarkStart w:id="31" w:name="layer-2-generative-clinical-reasoning"/>
+    <w:bookmarkEnd w:id="33"/>
+    <w:bookmarkStart w:id="34" w:name="layer-2-generative-clinical-reasoning"/>
     <w:p>
       <w:pPr>
         <w:pStyle w:val="Heading3"/>
@@ -1014,8 +851,8 @@
         <w:t xml:space="preserve">Every LLM output is logged with input tokens, retrieved evidence identifiers, policy rule citations from Layer 1, and model version — satisfying Texas SB 1188 explainability requirements.</w:t>
       </w:r>
     </w:p>
-    <w:bookmarkEnd w:id="31"/>
-    <w:bookmarkStart w:id="32" w:name="layer-3-predictive-denial-prevention"/>
+    <w:bookmarkEnd w:id="34"/>
+    <w:bookmarkStart w:id="35" w:name="layer-3-predictive-denial-prevention"/>
     <w:p>
       <w:pPr>
         <w:pStyle w:val="Heading3"/>
@@ -1068,8 +905,8 @@
         <w:t xml:space="preserve">Accepted and appealed claims update the training pipeline, maintaining model accuracy as payer behavior and policy interpretations evolve. The system maintains audit logs of all training data per TRAIGA data provenance requirements.</w:t>
       </w:r>
     </w:p>
-    <w:bookmarkEnd w:id="32"/>
-    <w:bookmarkStart w:id="33" w:name="integration-architecture"/>
+    <w:bookmarkEnd w:id="35"/>
+    <w:bookmarkStart w:id="36" w:name="integration-architecture"/>
     <w:p>
       <w:pPr>
         <w:pStyle w:val="Heading3"/>
@@ -1173,9 +1010,9 @@
         </w:pict>
       </w:r>
     </w:p>
-    <w:bookmarkEnd w:id="33"/>
-    <w:bookmarkEnd w:id="34"/>
-    <w:bookmarkStart w:id="38" w:name="regulatory-compliance"/>
+    <w:bookmarkEnd w:id="36"/>
+    <w:bookmarkEnd w:id="37"/>
+    <w:bookmarkStart w:id="41" w:name="regulatory-compliance"/>
     <w:p>
       <w:pPr>
         <w:pStyle w:val="Heading2"/>
@@ -1184,7 +1021,7 @@
         <w:t xml:space="preserve">4. Regulatory Compliance</w:t>
       </w:r>
     </w:p>
-    <w:bookmarkStart w:id="35" w:name="texas-sb-1188-effective-september-1-2025"/>
+    <w:bookmarkStart w:id="38" w:name="texas-sb-1188-effective-september-1-2025"/>
     <w:p>
       <w:pPr>
         <w:pStyle w:val="Heading3"/>
@@ -1219,8 +1056,8 @@
         <w:t xml:space="preserve">- The pre-submission Layer 3 scoring includes a human escalation pathway for high-risk claims</w:t>
       </w:r>
     </w:p>
-    <w:bookmarkEnd w:id="35"/>
-    <w:bookmarkStart w:id="36" w:name="Xa90dc3f410fa61385eb57467bf71d55fc592045"/>
+    <w:bookmarkEnd w:id="38"/>
+    <w:bookmarkStart w:id="39" w:name="Xa90dc3f410fa61385eb57467bf71d55fc592045"/>
     <w:p>
       <w:pPr>
         <w:pStyle w:val="Heading3"/>
@@ -1237,8 +1074,8 @@
         <w:t xml:space="preserve">TRAIGA requires documentation of AI training data provenance, model performance benchmarking against defined metrics, and bias monitoring. The DGP architecture maintains: training data logs with source EDI 835 transaction IDs and dates, model versioning with performance metrics, and payer/demographic disaggregation of denial prediction accuracy to monitor for disparate impact.</w:t>
       </w:r>
     </w:p>
-    <w:bookmarkEnd w:id="36"/>
-    <w:bookmarkStart w:id="37" w:name="hipaa-compliance"/>
+    <w:bookmarkEnd w:id="39"/>
+    <w:bookmarkStart w:id="40" w:name="hipaa-compliance"/>
     <w:p>
       <w:pPr>
         <w:pStyle w:val="Heading3"/>
@@ -1262,9 +1099,9 @@
         </w:pict>
       </w:r>
     </w:p>
-    <w:bookmarkEnd w:id="37"/>
-    <w:bookmarkEnd w:id="38"/>
-    <w:bookmarkStart w:id="42" w:name="discussion"/>
+    <w:bookmarkEnd w:id="40"/>
+    <w:bookmarkEnd w:id="41"/>
+    <w:bookmarkStart w:id="45" w:name="discussion"/>
     <w:p>
       <w:pPr>
         <w:pStyle w:val="Heading2"/>
@@ -1273,7 +1110,7 @@
         <w:t xml:space="preserve">5. Discussion</w:t>
       </w:r>
     </w:p>
-    <w:bookmarkStart w:id="39" w:name="Xd3b9daf0f5360b2219577510b825363a1b1f09b"/>
+    <w:bookmarkStart w:id="42" w:name="Xd3b9daf0f5360b2219577510b825363a1b1f09b"/>
     <w:p>
       <w:pPr>
         <w:pStyle w:val="Heading3"/>
@@ -1298,8 +1135,8 @@
         <w:t xml:space="preserve">The 847-rule deterministic engine eliminates this failure mode by ensuring the LLM receives pre-resolved policy determinations — it generates clinical narrative around established legal conclusions, not around its own policy interpretation.</w:t>
       </w:r>
     </w:p>
-    <w:bookmarkEnd w:id="39"/>
-    <w:bookmarkStart w:id="40" w:name="X810c77b3edf4918d8601c9eab9c7ca9870a24b3"/>
+    <w:bookmarkEnd w:id="42"/>
+    <w:bookmarkStart w:id="43" w:name="X810c77b3edf4918d8601c9eab9c7ca9870a24b3"/>
     <w:p>
       <w:pPr>
         <w:pStyle w:val="Heading3"/>
@@ -1316,8 +1153,8 @@
         <w:t xml:space="preserve">The prior body of work on hybrid AI in healthcare addresses clinical diagnosis and treatment recommendation. The DGP architecture represents a conceptually distinct application domain: healthcare ADMINISTRATIVE intelligence, specifically the regulatory compliance and appeals workflow in laboratory billing. This distinction matters for reproducibility: the 847 rules are derived from publicly available LCD/NCD/MolDX policy documents, and the architecture can be audited against regulatory sources without access to proprietary clinical data.</w:t>
       </w:r>
     </w:p>
-    <w:bookmarkEnd w:id="40"/>
-    <w:bookmarkStart w:id="41" w:name="limitations"/>
+    <w:bookmarkEnd w:id="43"/>
+    <w:bookmarkStart w:id="44" w:name="limitations"/>
     <w:p>
       <w:pPr>
         <w:pStyle w:val="Heading3"/>
@@ -1341,9 +1178,9 @@
         </w:pict>
       </w:r>
     </w:p>
-    <w:bookmarkEnd w:id="41"/>
-    <w:bookmarkEnd w:id="42"/>
-    <w:bookmarkStart w:id="43" w:name="conclusion"/>
+    <w:bookmarkEnd w:id="44"/>
+    <w:bookmarkEnd w:id="45"/>
+    <w:bookmarkStart w:id="46" w:name="conclusion"/>
     <w:p>
       <w:pPr>
         <w:pStyle w:val="Heading2"/>
@@ -1375,8 +1212,8 @@
         </w:pict>
       </w:r>
     </w:p>
-    <w:bookmarkEnd w:id="43"/>
-    <w:bookmarkStart w:id="44" w:name="references"/>
+    <w:bookmarkEnd w:id="46"/>
+    <w:bookmarkStart w:id="47" w:name="references"/>
     <w:p>
       <w:pPr>
         <w:pStyle w:val="Heading2"/>
@@ -1536,8 +1373,8 @@
         </w:pict>
       </w:r>
     </w:p>
-    <w:bookmarkEnd w:id="44"/>
-    <w:bookmarkStart w:id="45" w:name="author-statement"/>
+    <w:bookmarkEnd w:id="47"/>
+    <w:bookmarkStart w:id="48" w:name="author-statement"/>
     <w:p>
       <w:pPr>
         <w:pStyle w:val="Heading2"/>
@@ -1561,8 +1398,8 @@
         </w:pict>
       </w:r>
     </w:p>
-    <w:bookmarkEnd w:id="45"/>
-    <w:bookmarkStart w:id="46" w:name="appendix-a-arxiv-submission-instructions"/>
+    <w:bookmarkEnd w:id="48"/>
+    <w:bookmarkStart w:id="49" w:name="appendix-a-arxiv-submission-instructions"/>
     <w:p>
       <w:pPr>
         <w:pStyle w:val="Heading2"/>
@@ -1664,8 +1501,8 @@
         </w:pict>
       </w:r>
     </w:p>
-    <w:bookmarkEnd w:id="46"/>
-    <w:bookmarkStart w:id="47" w:name="correction-note"/>
+    <w:bookmarkEnd w:id="49"/>
+    <w:bookmarkStart w:id="50" w:name="correction-note"/>
     <w:p>
       <w:pPr>
         <w:pStyle w:val="Heading2"/>
@@ -2225,8 +2062,8 @@
         <w:t xml:space="preserve">) to sequential numeric markers and renumbered in order of first appearance to match the corrected reference list (1–9).</w:t>
       </w:r>
     </w:p>
-    <w:bookmarkEnd w:id="47"/>
-    <w:bookmarkEnd w:id="48"/>
+    <w:bookmarkEnd w:id="50"/>
+    <w:bookmarkEnd w:id="51"/>
     <w:sectPr/>
   </w:body>
 </w:document>
